--- a/report/Esenboga_DusukGorus_Tahmini_IEEE_TR.docx
+++ b/report/Esenboga_DusukGorus_Tahmini_IEEE_TR.docx
@@ -3755,7 +3755,7 @@
         <w:pStyle w:val="Text"/>
       </w:pPr>
       <w:r>
-        <w:t>Operasyonel sistem bir FastAPI web uygulamasıdır (Şekil 14). Uygulama her on dakikada bir son 120 saatin METAR'larını NOAA Aviation Weather Center'dan (yedek kaynak IEM) indirir; çevrimdışı çalışmayla tamamen aynı çözme, kalite kontrolü, ızgaralama ve öznitelik kodunu çalıştırır ve 1–6 saat için kalibre edilmiş sis olasılıklarını, 1, 3 ve 6 saat için ILS kategorisi görünümünü, bir uyarı seviyesini ve öne çıkan SHAP katkılarını yayımlar. Sis gözleniyorsa veya 1–2 saatlik olasılık eşiğini aşıyorsa uyarı kırmızı, yalnızca 3–6 saatlik tahminler eşiklerini aşıyorsa turuncu, herhangi bir olasılık eşiğinin yarısını aşıyorsa sarıdır (izleme). Her tahmin kaydedilmekte ve geçerlilik zamanı geldiğinde otomatik olarak doğrulanmaktadır; böylece gerçek anlamda gerçek zamanlı bir doğrulama kaydı oluşmaktadır.</w:t>
+        <w:t>Operasyonel sistem bir FastAPI web uygulamasıdır (Şekil 14). Uygulama her on dakikada bir son 120 saatin METAR'larını NOAA Aviation Weather Center'dan (yedek kaynak IEM) indirir; çevrimdışı çalışmayla tamamen aynı çözme, kalite kontrolü, ızgaralama ve öznitelik kodunu çalıştırır ve 1–6 saat için kalibre edilmiş sis olasılıklarını, 1, 3 ve 6 saat için ILS kategorisi görünümünü, bir uyarı seviyesini ve öne çıkan SHAP katkılarını yayımlar. Sis gözleniyorsa veya 1–2 saatlik olasılık eşiğini aşıyorsa uyarı kırmızı, yalnızca 3–6 saatlik tahminler eşiklerini aşıyorsa turuncu, herhangi bir olasılık eşiğinin yarısını aşıyorsa sarıdır (izleme). Her tahmin kaydedilmekte ve geçerlilik zamanı geldiğinde otomatik olarak doğrulanmaktadır; böylece gerçek anlamda gerçek zamanlı bir doğrulama kaydı oluşmaktadır. Sunucu gerektirmeyen herkese açık bir kopya aynı döngüyü GitHub Actions üzerinde her 30 dakikada bir çalıştırmakta ve arayüzü https://atasakik.github.io/esenboga-fog-nowcasting/ adresinde yayımlamaktadır.</w:t>
       </w:r>
     </w:p>
     <w:p>

--- a/report/Esenboga_DusukGorus_Tahmini_IEEE_TR.docx
+++ b/report/Esenboga_DusukGorus_Tahmini_IEEE_TR.docx
@@ -3755,7 +3755,7 @@
         <w:pStyle w:val="Text"/>
       </w:pPr>
       <w:r>
-        <w:t>Operasyonel sistem bir FastAPI web uygulamasıdır (Şekil 14). Uygulama her on dakikada bir son 120 saatin METAR'larını NOAA Aviation Weather Center'dan (yedek kaynak IEM) indirir; çevrimdışı çalışmayla tamamen aynı çözme, kalite kontrolü, ızgaralama ve öznitelik kodunu çalıştırır ve 1–6 saat için kalibre edilmiş sis olasılıklarını, 1, 3 ve 6 saat için ILS kategorisi görünümünü, bir uyarı seviyesini ve öne çıkan SHAP katkılarını yayımlar. Sis gözleniyorsa veya 1–2 saatlik olasılık eşiğini aşıyorsa uyarı kırmızı, yalnızca 3–6 saatlik tahminler eşiklerini aşıyorsa turuncu, herhangi bir olasılık eşiğinin yarısını aşıyorsa sarıdır (izleme). Her tahmin kaydedilmekte ve geçerlilik zamanı geldiğinde otomatik olarak doğrulanmaktadır; böylece gerçek anlamda gerçek zamanlı bir doğrulama kaydı oluşmaktadır. Sunucu gerektirmeyen herkese açık bir kopya aynı döngüyü GitHub Actions üzerinde her 30 dakikada bir çalıştırmakta ve arayüzü https://atasakik.github.io/esenboga-fog-nowcasting/ adresinde yayımlamaktadır.</w:t>
+        <w:t>Operasyonel sistem bir FastAPI web uygulamasıdır (Şekil 14). Uygulama her on dakikada bir son 120 saatin METAR'larını NOAA Aviation Weather Center'dan (yedek kaynak IEM) indirir; çevrimdışı çalışmayla tamamen aynı çözme, kalite kontrolü, ızgaralama ve öznitelik kodunu çalıştırır ve 1–6 saat için kalibre edilmiş sis olasılıklarını, 1, 3 ve 6 saat için ILS kategorisi görünümünü, bir uyarı seviyesini ve öne çıkan SHAP katkılarını yayımlar. TreeSHAP değerleri toplanabilir olduğundan 77 katkı, uzman olmayan kullanıcıların da okuyabilmesi için ayrıca on sade etken grubunda (ör. nem, rüzgâr, günün saati) toplanmaktadır. Sis gözleniyorsa veya 1–2 saatlik olasılık eşiğini aşıyorsa uyarı kırmızı, yalnızca 3–6 saatlik tahminler eşiklerini aşıyorsa turuncu, herhangi bir olasılık eşiğinin yarısını aşıyorsa sarıdır (izleme). Her tahmin kaydedilmekte ve geçerlilik zamanı geldiğinde otomatik olarak doğrulanmaktadır; böylece gerçek anlamda gerçek zamanlı bir doğrulama kaydı oluşmaktadır. Sunucu gerektirmeyen herkese açık bir kopya aynı döngüyü GitHub Actions üzerinde her 30 dakikada bir çalıştırmakta ve arayüzü https://atasakik.github.io/esenboga-fog-nowcasting/ adresinde yayımlamaktadır.</w:t>
       </w:r>
     </w:p>
     <w:p>
@@ -17118,7 +17118,7 @@
         <w:rPr>
           <w:sz w:val="16"/>
         </w:rPr>
-        <w:t>Web tabanlı erken uyarı uygulaması: uyarı bandı, önümüzdeki 6 saat için kalibre edilmiş sis olasılıkları, anlık koşullar, ILS kategorisi görünümü ve SHAP tabanlı etkili faktörler.</w:t>
+        <w:t>Web tabanlı erken uyarı uygulaması. Solda: gözlenen görüşe göre çizilen pist sahnesi üzerinde sade dille durum özeti ve önümüzdeki 6 saatin sis olasılıkları ile uyarı eşikleri. Sağda: seçilen saatin etkili faktörleri (sade dildeki gruplara toplanmış SHAP değerleri) ve ILS kategorisi görünümü.</w:t>
       </w:r>
     </w:p>
     <w:p>

--- a/report/Esenboga_DusukGorus_Tahmini_IEEE_TR.docx
+++ b/report/Esenboga_DusukGorus_Tahmini_IEEE_TR.docx
@@ -3755,7 +3755,7 @@
         <w:pStyle w:val="Text"/>
       </w:pPr>
       <w:r>
-        <w:t>Operasyonel sistem bir FastAPI web uygulamasıdır (Şekil 14). Uygulama her on dakikada bir son 120 saatin METAR'larını NOAA Aviation Weather Center'dan (yedek kaynak IEM) indirir; çevrimdışı çalışmayla tamamen aynı çözme, kalite kontrolü, ızgaralama ve öznitelik kodunu çalıştırır ve 1–6 saat için kalibre edilmiş sis olasılıklarını, 1, 3 ve 6 saat için ILS kategorisi görünümünü, bir uyarı seviyesini ve öne çıkan SHAP katkılarını yayımlar. TreeSHAP değerleri toplanabilir olduğundan 77 katkı, uzman olmayan kullanıcıların da okuyabilmesi için ayrıca on sade etken grubunda (ör. nem, rüzgâr, günün saati) toplanmaktadır. Sis gözleniyorsa veya 1–2 saatlik olasılık eşiğini aşıyorsa uyarı kırmızı, yalnızca 3–6 saatlik tahminler eşiklerini aşıyorsa turuncu, herhangi bir olasılık eşiğinin yarısını aşıyorsa sarıdır (izleme). Her tahmin kaydedilmekte ve geçerlilik zamanı geldiğinde otomatik olarak doğrulanmaktadır; böylece gerçek anlamda gerçek zamanlı bir doğrulama kaydı oluşmaktadır. Sunucu gerektirmeyen herkese açık bir kopya aynı döngüyü GitHub Actions üzerinde her 30 dakikada bir çalıştırmakta ve arayüzü https://atasakik.github.io/esenboga-fog-nowcasting/ adresinde yayımlamaktadır.</w:t>
+        <w:t>Operasyonel sistem bir FastAPI web uygulamasıdır (Şekil 14). Uygulama her on dakikada bir son 7 günün METAR'larını NOAA Aviation Weather Center'dan (yedek kaynak IEM) indirir; çevrimdışı çalışmayla tamamen aynı çözme, kalite kontrolü, ızgaralama ve öznitelik kodunu çalıştırır ve 1–6 saat için kalibre edilmiş sis olasılıklarını, 1, 3 ve 6 saat için ILS kategorisi görünümünü, bir uyarı seviyesini ve öne çıkan SHAP katkılarını yayımlar. TreeSHAP değerleri toplanabilir olduğundan 77 katkı, uzman olmayan kullanıcıların da okuyabilmesi için ayrıca on sade etken grubunda (ör. nem, rüzgâr, günün saati) toplanmaktadır. Sis gözleniyorsa veya 1–2 saatlik olasılık eşiğini aşıyorsa uyarı kırmızı, yalnızca 3–6 saatlik tahminler eşiklerini aşıyorsa turuncu, herhangi bir olasılık eşiğinin yarısını aşıyorsa sarıdır (izleme). Her tahmin kaydedilmekte ve geçerlilik zamanı geldiğinde otomatik olarak doğrulanmaktadır; böylece gerçek anlamda gerçek zamanlı bir doğrulama kaydı oluşmaktadır. Sunucu gerektirmeyen herkese açık bir kopya aynı döngüyü GitHub Actions üzerinde her 30 dakikada bir çalıştırmakta ve arayüzü https://atasakik.github.io/esenboga-fog-nowcasting/ adresinde yayımlamaktadır. GitHub zamanlayıcısı planlanan çalıştırmaları sık sık geciktirdiği ya da atladığı için her çalıştırma, yaklaşık son üç günde atlanan tahmin anlarının tahminlerini de o anlara kadar gözlenmiş rasatlarla (sonradan yayımlanan düzeltmeler dahil) ve 96 saatlik öznitelik geçmişinin tamamıyla hesaplar; sonradan hesaplanan bu tahminler diğerleri gibi doğrulanır, ancak gerçek zamanlı kayıttan ayrı raporlanır.</w:t>
       </w:r>
     </w:p>
     <w:p>
@@ -17059,7 +17059,7 @@
         <w:pStyle w:val="Text"/>
       </w:pPr>
       <w:r>
-        <w:t>Hizmete alınan uygulama (Şekil 14) iki yolla doğrulanmıştır. İlk olarak test kümesi sonrasındaki operasyonel dönem (Temmuz–Ekim 2026) web uygulamasının koduyla yeniden oynatılmış ve öngörü süresi başına 5 727–5 737 tahmin elde edilmiştir (Tablo X); bu sıcak sezon döneminde sis oluşmamış ve sistem hiçbir öngörü süresinde sis uyarısı vermemiştir, yani hiç yanlış alarm üretmemiştir. İkinci olarak, canlı sistemin yaptığı gibi öznitelikleri yalnızca önceki 120 saatin rasatlarından 40 rastgele zamanda yeniden hesaplayan bir eşdeğerlik testi, toplu (batch) olasılıkları makine hassasiyetinde yeniden üretmiştir (240 karşılaştırmada en büyük fark 0,0). Canlı kayıt 29 Ekim 2026'da, 2026/27 sis sezonunun başında başlamıştır ve otomatik olarak doğrulanan kayıt dönem boyunca sürekli güncellenmektedir.</w:t>
+        <w:t>Hizmete alınan uygulama (Şekil 14) iki yolla doğrulanmıştır. İlk olarak test kümesi sonrasındaki operasyonel dönem (Temmuz–Ekim 2026) web uygulamasının koduyla yeniden oynatılmış ve öngörü süresi başına 5 727–5 737 tahmin elde edilmiştir (Tablo X); bu sıcak sezon döneminde sis oluşmamış ve sistem hiçbir öngörü süresinde sis uyarısı vermemiştir, yani hiç yanlış alarm üretmemiştir. İkinci olarak, öznitelikleri 40 rastgele zamanda yalnızca o ana kadar gözlenmiş rasatlardan, canlı sistemle birebir aynı biçimde yeniden hesaplayan bir eşdeğerlik testi, toplu (batch) olasılıkları makine hassasiyetinde yeniden üretmiştir (240 karşılaştırmada en büyük fark 0,0). Canlı kayıt 29 Ekim 2026'da, 2026/27 sis sezonunun başında başlamıştır ve otomatik olarak doğrulanan kayıt dönem boyunca sürekli güncellenmektedir.</w:t>
       </w:r>
     </w:p>
     <w:p>
@@ -18361,7 +18361,7 @@
         <w:rPr>
           <w:sz w:val="14"/>
         </w:rPr>
-        <w:t>Yeniden oynatma: arşiv METAR'ları web uygulamasının koduyla işlenmiştir; canlı: çalışan uygulamanın kaydettiği ve otomatik doğruladığı tahminler.</w:t>
+        <w:t>Yeniden oynatma: arşiv METAR'ları web uygulamasının koduyla işlenmiştir; canlı: çalışan uygulamanın kaydettiği ve otomatik doğruladığı tahminler; sonradan hesaplanan: zamanlayıcının atladığı tahmin anlarına ait, bir sonraki çalıştırmada o ana kadar gözlenmiş rasatlarla (sonradan yayımlanan düzeltmeler dahil) hesaplanan tahminler.</w:t>
       </w:r>
     </w:p>
     <w:p>
